--- a/batch SRA template.docx
+++ b/batch SRA template.docx
@@ -1066,9 +1066,9 @@
         </w:rPr>
       </w:pPr>
       <w:bookmarkStart w:id="6" w:name="_Hlk220887896"/>
-      <w:bookmarkStart w:id="7" w:name="_Ref57009168"/>
+      <w:bookmarkStart w:id="7" w:name="_Toc62070072"/>
       <w:bookmarkStart w:id="8" w:name="_Ref57009390"/>
-      <w:bookmarkStart w:id="9" w:name="_Toc62070072"/>
+      <w:bookmarkStart w:id="9" w:name="_Ref57009168"/>
       <w:r>
         <w:rPr>
           <w:b/>
@@ -2400,16 +2400,7 @@
                 <w:color w:val="000000" w:themeColor="text1"/>
                 <w:lang w:val="en-GB" w:eastAsia="zh-HK"/>
               </w:rPr>
-              <w:t xml:space="preserve"> name*</w:t>
-            </w:r>
-            <w:r>
-              <w:rPr>
-                <w:bCs/>
-                <w:iCs/>
-                <w:color w:val="000000" w:themeColor="text1"/>
-                <w:lang w:val="en-GB" w:eastAsia="zh-HK"/>
-              </w:rPr>
-              <w:t xml:space="preserve"> </w:t>
+              <w:t xml:space="preserve"> name* </w:t>
             </w:r>
             <w:r>
               <w:rPr>
@@ -5808,7 +5799,21 @@
           <w:color w:val="000000"/>
           <w:lang w:val="en-GB"/>
         </w:rPr>
-        <w:t xml:space="preserve"> copied from SRA </w:t>
+        <w:t xml:space="preserve"> copied from</w:t>
+      </w:r>
+      <w:r>
+        <w:rPr>
+          <w:color w:val="000000"/>
+          <w:lang w:val="en-GB"/>
+        </w:rPr>
+        <w:t xml:space="preserve"> WAB</w:t>
+      </w:r>
+      <w:r>
+        <w:rPr>
+          <w:color w:val="000000"/>
+          <w:lang w:val="en-GB"/>
+        </w:rPr>
+        <w:t xml:space="preserve"> </w:t>
       </w:r>
       <w:proofErr w:type="gramStart"/>
       <w:r>
@@ -22379,7 +22384,7 @@
           <v:shape id="_x0000_i1025" type="#_x0000_t75" style="width:1in;height:48pt" o:ole="">
             <v:imagedata r:id="rId17" o:title=""/>
           </v:shape>
-          <o:OLEObject Type="Embed" ProgID="Excel.Sheet.12" ShapeID="_x0000_i1025" DrawAspect="Icon" ObjectID="_1845464305" r:id="rId18"/>
+          <o:OLEObject Type="Embed" ProgID="Excel.Sheet.12" ShapeID="_x0000_i1025" DrawAspect="Icon" ObjectID="_1845546406" r:id="rId18"/>
         </w:object>
       </w:r>
     </w:p>
@@ -22473,7 +22478,7 @@
           <v:shape id="_x0000_i1026" type="#_x0000_t75" style="width:77.25pt;height:49.5pt" o:ole="">
             <v:imagedata r:id="rId19" o:title=""/>
           </v:shape>
-          <o:OLEObject Type="Embed" ProgID="Word.Document.12" ShapeID="_x0000_i1026" DrawAspect="Icon" ObjectID="_1845464306" r:id="rId20">
+          <o:OLEObject Type="Embed" ProgID="Word.Document.12" ShapeID="_x0000_i1026" DrawAspect="Icon" ObjectID="_1845546407" r:id="rId20">
             <o:FieldCodes>\s</o:FieldCodes>
           </o:OLEObject>
         </w:object>
@@ -22529,7 +22534,7 @@
           <v:shape id="_x0000_i1027" type="#_x0000_t75" style="width:77.25pt;height:49.5pt" o:ole="">
             <v:imagedata r:id="rId21" o:title=""/>
           </v:shape>
-          <o:OLEObject Type="Embed" ProgID="Word.Document.12" ShapeID="_x0000_i1027" DrawAspect="Icon" ObjectID="_1845464307" r:id="rId22">
+          <o:OLEObject Type="Embed" ProgID="Word.Document.12" ShapeID="_x0000_i1027" DrawAspect="Icon" ObjectID="_1845546408" r:id="rId22">
             <o:FieldCodes>\s</o:FieldCodes>
           </o:OLEObject>
         </w:object>
@@ -22809,7 +22814,7 @@
           <v:shape id="_x0000_i1028" type="#_x0000_t75" style="width:77.25pt;height:49.5pt" o:ole="">
             <v:imagedata r:id="rId23" o:title=""/>
           </v:shape>
-          <o:OLEObject Type="Embed" ProgID="Excel.Sheet.12" ShapeID="_x0000_i1028" DrawAspect="Icon" ObjectID="_1845464308" r:id="rId24"/>
+          <o:OLEObject Type="Embed" ProgID="Excel.Sheet.12" ShapeID="_x0000_i1028" DrawAspect="Icon" ObjectID="_1845546409" r:id="rId24"/>
         </w:object>
       </w:r>
     </w:p>
@@ -22860,7 +22865,7 @@
           <v:shape id="_x0000_i1029" type="#_x0000_t75" style="width:77.25pt;height:49.5pt" o:ole="">
             <v:imagedata r:id="rId25" o:title=""/>
           </v:shape>
-          <o:OLEObject Type="Embed" ProgID="Word.Document.12" ShapeID="_x0000_i1029" DrawAspect="Icon" ObjectID="_1845464309" r:id="rId26">
+          <o:OLEObject Type="Embed" ProgID="Word.Document.12" ShapeID="_x0000_i1029" DrawAspect="Icon" ObjectID="_1845546410" r:id="rId26">
             <o:FieldCodes>\s</o:FieldCodes>
           </o:OLEObject>
         </w:object>

--- a/batch SRA template.docx
+++ b/batch SRA template.docx
@@ -1066,9 +1066,9 @@
         </w:rPr>
       </w:pPr>
       <w:bookmarkStart w:id="6" w:name="_Hlk220887896"/>
-      <w:bookmarkStart w:id="7" w:name="_Toc62070072"/>
+      <w:bookmarkStart w:id="7" w:name="_Ref57009168"/>
       <w:bookmarkStart w:id="8" w:name="_Ref57009390"/>
-      <w:bookmarkStart w:id="9" w:name="_Ref57009168"/>
+      <w:bookmarkStart w:id="9" w:name="_Toc62070072"/>
       <w:r>
         <w:rPr>
           <w:b/>
@@ -5760,21 +5760,15 @@
     </w:p>
     <w:p>
       <w:pPr>
-        <w:pStyle w:val="ListParagraph"/>
-        <w:numPr>
-          <w:ilvl w:val="0"/>
-          <w:numId w:val="11"/>
-        </w:numPr>
+        <w:ind w:leftChars="461" w:left="1106"/>
         <w:jc w:val="both"/>
         <w:rPr>
           <w:color w:val="000000"/>
-          <w:lang w:val="en-GB"/>
         </w:rPr>
       </w:pPr>
       <w:r>
         <w:rPr>
           <w:color w:val="000000"/>
-          <w:lang w:val="en-GB"/>
         </w:rPr>
         <w:t>*</w:t>
       </w:r>
@@ -5782,7 +5776,6 @@
       <w:r>
         <w:rPr>
           <w:color w:val="000000"/>
-          <w:lang w:val="en-GB"/>
         </w:rPr>
         <w:t>system</w:t>
       </w:r>
@@ -5790,53 +5783,22 @@
       <w:r>
         <w:rPr>
           <w:color w:val="000000"/>
-          <w:lang w:val="en-GB"/>
-        </w:rPr>
-        <w:t xml:space="preserve"> names</w:t>
-      </w:r>
+        </w:rPr>
+        <w:t xml:space="preserve"> names copied from SRA </w:t>
+      </w:r>
+      <w:proofErr w:type="gramStart"/>
       <w:r>
         <w:rPr>
           <w:color w:val="000000"/>
-          <w:lang w:val="en-GB"/>
-        </w:rPr>
-        <w:t xml:space="preserve"> copied from</w:t>
-      </w:r>
+        </w:rPr>
+        <w:t>1.1 part</w:t>
+      </w:r>
+      <w:proofErr w:type="gramEnd"/>
       <w:r>
         <w:rPr>
           <w:color w:val="000000"/>
-          <w:lang w:val="en-GB"/>
-        </w:rPr>
-        <w:t xml:space="preserve"> WAB</w:t>
-      </w:r>
-      <w:r>
-        <w:rPr>
-          <w:color w:val="000000"/>
-          <w:lang w:val="en-GB"/>
-        </w:rPr>
-        <w:t xml:space="preserve"> </w:t>
-      </w:r>
-      <w:proofErr w:type="gramStart"/>
-      <w:r>
-        <w:rPr>
-          <w:color w:val="000000"/>
-          <w:lang w:val="en-GB"/>
-        </w:rPr>
-        <w:t>1.1 part</w:t>
-      </w:r>
-      <w:proofErr w:type="gramEnd"/>
-      <w:r>
-        <w:rPr>
-          <w:color w:val="000000"/>
-          <w:lang w:val="en-GB"/>
-        </w:rPr>
-        <w:t xml:space="preserve"> B</w:t>
-      </w:r>
-      <w:r>
-        <w:rPr>
-          <w:color w:val="000000"/>
-          <w:lang w:val="en-GB"/>
-        </w:rPr>
-        <w:t>*</w:t>
+        </w:rPr>
+        <w:t xml:space="preserve"> B*</w:t>
       </w:r>
     </w:p>
     <w:p>
@@ -22384,7 +22346,7 @@
           <v:shape id="_x0000_i1025" type="#_x0000_t75" style="width:1in;height:48pt" o:ole="">
             <v:imagedata r:id="rId17" o:title=""/>
           </v:shape>
-          <o:OLEObject Type="Embed" ProgID="Excel.Sheet.12" ShapeID="_x0000_i1025" DrawAspect="Icon" ObjectID="_1845546406" r:id="rId18"/>
+          <o:OLEObject Type="Embed" ProgID="Excel.Sheet.12" ShapeID="_x0000_i1025" DrawAspect="Icon" ObjectID="_1845641829" r:id="rId18"/>
         </w:object>
       </w:r>
     </w:p>
@@ -22478,7 +22440,7 @@
           <v:shape id="_x0000_i1026" type="#_x0000_t75" style="width:77.25pt;height:49.5pt" o:ole="">
             <v:imagedata r:id="rId19" o:title=""/>
           </v:shape>
-          <o:OLEObject Type="Embed" ProgID="Word.Document.12" ShapeID="_x0000_i1026" DrawAspect="Icon" ObjectID="_1845546407" r:id="rId20">
+          <o:OLEObject Type="Embed" ProgID="Word.Document.12" ShapeID="_x0000_i1026" DrawAspect="Icon" ObjectID="_1845641830" r:id="rId20">
             <o:FieldCodes>\s</o:FieldCodes>
           </o:OLEObject>
         </w:object>
@@ -22534,7 +22496,7 @@
           <v:shape id="_x0000_i1027" type="#_x0000_t75" style="width:77.25pt;height:49.5pt" o:ole="">
             <v:imagedata r:id="rId21" o:title=""/>
           </v:shape>
-          <o:OLEObject Type="Embed" ProgID="Word.Document.12" ShapeID="_x0000_i1027" DrawAspect="Icon" ObjectID="_1845546408" r:id="rId22">
+          <o:OLEObject Type="Embed" ProgID="Word.Document.12" ShapeID="_x0000_i1027" DrawAspect="Icon" ObjectID="_1845641831" r:id="rId22">
             <o:FieldCodes>\s</o:FieldCodes>
           </o:OLEObject>
         </w:object>
@@ -22814,7 +22776,7 @@
           <v:shape id="_x0000_i1028" type="#_x0000_t75" style="width:77.25pt;height:49.5pt" o:ole="">
             <v:imagedata r:id="rId23" o:title=""/>
           </v:shape>
-          <o:OLEObject Type="Embed" ProgID="Excel.Sheet.12" ShapeID="_x0000_i1028" DrawAspect="Icon" ObjectID="_1845546409" r:id="rId24"/>
+          <o:OLEObject Type="Embed" ProgID="Excel.Sheet.12" ShapeID="_x0000_i1028" DrawAspect="Icon" ObjectID="_1845641832" r:id="rId24"/>
         </w:object>
       </w:r>
     </w:p>
@@ -22865,7 +22827,7 @@
           <v:shape id="_x0000_i1029" type="#_x0000_t75" style="width:77.25pt;height:49.5pt" o:ole="">
             <v:imagedata r:id="rId25" o:title=""/>
           </v:shape>
-          <o:OLEObject Type="Embed" ProgID="Word.Document.12" ShapeID="_x0000_i1029" DrawAspect="Icon" ObjectID="_1845546410" r:id="rId26">
+          <o:OLEObject Type="Embed" ProgID="Word.Document.12" ShapeID="_x0000_i1029" DrawAspect="Icon" ObjectID="_1845641833" r:id="rId26">
             <o:FieldCodes>\s</o:FieldCodes>
           </o:OLEObject>
         </w:object>
